--- a/10-应急管理/流程制度规范类文件/100103-应急管理制度.docx
+++ b/10-应急管理/流程制度规范类文件/100103-应急管理制度.docx
@@ -582,7 +582,7 @@
               <w:rPr>
                 <w:spacing w:val="-2"/>
               </w:rPr>
-              <w:t>2025-7-4</w:t>
+              <w:t>2025-4-4</w:t>
             </w:r>
           </w:p>
         </w:tc>
